--- a/docs/系统设计文档_初稿.docx
+++ b/docs/系统设计文档_初稿.docx
@@ -16956,7 +16956,7 @@
               <w:rPr>
                 <w:sz w:val="18"/>
               </w:rPr>
-              <w:t>fb47a5a</w:t>
+              <w:t>d85dfe3</w:t>
             </w:r>
           </w:p>
         </w:tc>
@@ -17003,7 +17003,7 @@
               <w:rPr>
                 <w:sz w:val="18"/>
               </w:rPr>
-              <w:t>build(docs): 添加报告生成脚本</w:t>
+              <w:t>chore: 初始化项目仓库与标准目录结构</w:t>
             </w:r>
           </w:p>
         </w:tc>
@@ -17056,7 +17056,7 @@
               <w:rPr>
                 <w:sz w:val="18"/>
               </w:rPr>
-              <w:t>d1665f3</w:t>
+              <w:t>3e54c41</w:t>
             </w:r>
           </w:p>
         </w:tc>
@@ -17103,7 +17103,7 @@
               <w:rPr>
                 <w:sz w:val="18"/>
               </w:rPr>
-              <w:t>test(database): 添加数据库自动化验证脚本与验证结果</w:t>
+              <w:t>feat(database): 添加数据库初始化脚本</w:t>
             </w:r>
           </w:p>
         </w:tc>
@@ -17156,7 +17156,7 @@
               <w:rPr>
                 <w:sz w:val="18"/>
               </w:rPr>
-              <w:t>3e54c41</w:t>
+              <w:t>d1665f3</w:t>
             </w:r>
           </w:p>
         </w:tc>
@@ -17203,7 +17203,7 @@
               <w:rPr>
                 <w:sz w:val="18"/>
               </w:rPr>
-              <w:t>feat(database): 添加数据库初始化脚本</w:t>
+              <w:t>test(database): 添加数据库自动化验证脚本与验证结果</w:t>
             </w:r>
           </w:p>
         </w:tc>
@@ -17256,7 +17256,7 @@
               <w:rPr>
                 <w:sz w:val="18"/>
               </w:rPr>
-              <w:t>d85dfe3</w:t>
+              <w:t>fb47a5a</w:t>
             </w:r>
           </w:p>
         </w:tc>
@@ -17303,7 +17303,307 @@
               <w:rPr>
                 <w:sz w:val="18"/>
               </w:rPr>
-              <w:t>chore: 初始化项目仓库与标准目录结构</w:t>
+              <w:t>build(docs): 添加报告生成脚本</w:t>
+            </w:r>
+          </w:p>
+        </w:tc>
+      </w:tr>
+      <w:tr>
+        <w:trPr>
+          <w:cantSplit/>
+        </w:trPr>
+        <w:tc>
+          <w:tcPr>
+            <w:tcW w:type="dxa" w:w="680"/>
+            <w:vAlign w:val="center"/>
+            <w:tcMar>
+              <w:top w:w="60" w:type="dxa"/>
+              <w:bottom w:w="60" w:type="dxa"/>
+              <w:left w:w="90" w:type="dxa"/>
+              <w:right w:w="90" w:type="dxa"/>
+            </w:tcMar>
+          </w:tcPr>
+          <w:p>
+            <w:pPr>
+              <w:spacing w:after="0" w:line="250" w:lineRule="exact"/>
+              <w:jc w:val="center"/>
+            </w:pPr>
+            <w:r>
+              <w:rPr>
+                <w:sz w:val="18"/>
+              </w:rPr>
+              <w:t>5</w:t>
+            </w:r>
+          </w:p>
+        </w:tc>
+        <w:tc>
+          <w:tcPr>
+            <w:tcW w:type="dxa" w:w="1077"/>
+            <w:vAlign w:val="center"/>
+            <w:tcMar>
+              <w:top w:w="60" w:type="dxa"/>
+              <w:bottom w:w="60" w:type="dxa"/>
+              <w:left w:w="90" w:type="dxa"/>
+              <w:right w:w="90" w:type="dxa"/>
+            </w:tcMar>
+          </w:tcPr>
+          <w:p>
+            <w:pPr>
+              <w:spacing w:after="0" w:line="250" w:lineRule="exact"/>
+              <w:jc w:val="center"/>
+            </w:pPr>
+            <w:r>
+              <w:rPr>
+                <w:sz w:val="18"/>
+              </w:rPr>
+              <w:t>2fd80e4</w:t>
+            </w:r>
+          </w:p>
+        </w:tc>
+        <w:tc>
+          <w:tcPr>
+            <w:tcW w:type="dxa" w:w="2041"/>
+            <w:vAlign w:val="center"/>
+            <w:tcMar>
+              <w:top w:w="60" w:type="dxa"/>
+              <w:bottom w:w="60" w:type="dxa"/>
+              <w:left w:w="90" w:type="dxa"/>
+              <w:right w:w="90" w:type="dxa"/>
+            </w:tcMar>
+          </w:tcPr>
+          <w:p>
+            <w:pPr>
+              <w:spacing w:after="0" w:line="250" w:lineRule="exact"/>
+              <w:jc w:val="center"/>
+            </w:pPr>
+            <w:r>
+              <w:rPr>
+                <w:sz w:val="18"/>
+              </w:rPr>
+              <w:t>2026-10-20 14:17</w:t>
+            </w:r>
+          </w:p>
+        </w:tc>
+        <w:tc>
+          <w:tcPr>
+            <w:tcW w:type="dxa" w:w="5839"/>
+            <w:vAlign w:val="center"/>
+            <w:tcMar>
+              <w:top w:w="60" w:type="dxa"/>
+              <w:bottom w:w="60" w:type="dxa"/>
+              <w:left w:w="90" w:type="dxa"/>
+              <w:right w:w="90" w:type="dxa"/>
+            </w:tcMar>
+          </w:tcPr>
+          <w:p>
+            <w:pPr>
+              <w:spacing w:after="0" w:line="250" w:lineRule="exact"/>
+            </w:pPr>
+            <w:r>
+              <w:rPr>
+                <w:sz w:val="18"/>
+              </w:rPr>
+              <w:t>docs: 提交大作业报告初稿（系统设计文档）</w:t>
+            </w:r>
+          </w:p>
+        </w:tc>
+      </w:tr>
+      <w:tr>
+        <w:trPr>
+          <w:cantSplit/>
+        </w:trPr>
+        <w:tc>
+          <w:tcPr>
+            <w:tcW w:type="dxa" w:w="680"/>
+            <w:vAlign w:val="center"/>
+            <w:tcMar>
+              <w:top w:w="60" w:type="dxa"/>
+              <w:bottom w:w="60" w:type="dxa"/>
+              <w:left w:w="90" w:type="dxa"/>
+              <w:right w:w="90" w:type="dxa"/>
+            </w:tcMar>
+          </w:tcPr>
+          <w:p>
+            <w:pPr>
+              <w:spacing w:after="0" w:line="250" w:lineRule="exact"/>
+              <w:jc w:val="center"/>
+            </w:pPr>
+            <w:r>
+              <w:rPr>
+                <w:sz w:val="18"/>
+              </w:rPr>
+              <w:t>6</w:t>
+            </w:r>
+          </w:p>
+        </w:tc>
+        <w:tc>
+          <w:tcPr>
+            <w:tcW w:type="dxa" w:w="1077"/>
+            <w:vAlign w:val="center"/>
+            <w:tcMar>
+              <w:top w:w="60" w:type="dxa"/>
+              <w:bottom w:w="60" w:type="dxa"/>
+              <w:left w:w="90" w:type="dxa"/>
+              <w:right w:w="90" w:type="dxa"/>
+            </w:tcMar>
+          </w:tcPr>
+          <w:p>
+            <w:pPr>
+              <w:spacing w:after="0" w:line="250" w:lineRule="exact"/>
+              <w:jc w:val="center"/>
+            </w:pPr>
+            <w:r>
+              <w:rPr>
+                <w:sz w:val="18"/>
+              </w:rPr>
+              <w:t>1393240</w:t>
+            </w:r>
+          </w:p>
+        </w:tc>
+        <w:tc>
+          <w:tcPr>
+            <w:tcW w:type="dxa" w:w="2041"/>
+            <w:vAlign w:val="center"/>
+            <w:tcMar>
+              <w:top w:w="60" w:type="dxa"/>
+              <w:bottom w:w="60" w:type="dxa"/>
+              <w:left w:w="90" w:type="dxa"/>
+              <w:right w:w="90" w:type="dxa"/>
+            </w:tcMar>
+          </w:tcPr>
+          <w:p>
+            <w:pPr>
+              <w:spacing w:after="0" w:line="250" w:lineRule="exact"/>
+              <w:jc w:val="center"/>
+            </w:pPr>
+            <w:r>
+              <w:rPr>
+                <w:sz w:val="18"/>
+              </w:rPr>
+              <w:t>2026-10-20 14:17</w:t>
+            </w:r>
+          </w:p>
+        </w:tc>
+        <w:tc>
+          <w:tcPr>
+            <w:tcW w:type="dxa" w:w="5839"/>
+            <w:vAlign w:val="center"/>
+            <w:tcMar>
+              <w:top w:w="60" w:type="dxa"/>
+              <w:bottom w:w="60" w:type="dxa"/>
+              <w:left w:w="90" w:type="dxa"/>
+              <w:right w:w="90" w:type="dxa"/>
+            </w:tcMar>
+          </w:tcPr>
+          <w:p>
+            <w:pPr>
+              <w:spacing w:after="0" w:line="250" w:lineRule="exact"/>
+            </w:pPr>
+            <w:r>
+              <w:rPr>
+                <w:sz w:val="18"/>
+              </w:rPr>
+              <w:t>docs: 添加数据库实现说明文档</w:t>
+            </w:r>
+          </w:p>
+        </w:tc>
+      </w:tr>
+      <w:tr>
+        <w:trPr>
+          <w:cantSplit/>
+        </w:trPr>
+        <w:tc>
+          <w:tcPr>
+            <w:tcW w:type="dxa" w:w="680"/>
+            <w:vAlign w:val="center"/>
+            <w:tcMar>
+              <w:top w:w="60" w:type="dxa"/>
+              <w:bottom w:w="60" w:type="dxa"/>
+              <w:left w:w="90" w:type="dxa"/>
+              <w:right w:w="90" w:type="dxa"/>
+            </w:tcMar>
+          </w:tcPr>
+          <w:p>
+            <w:pPr>
+              <w:spacing w:after="0" w:line="250" w:lineRule="exact"/>
+              <w:jc w:val="center"/>
+            </w:pPr>
+            <w:r>
+              <w:rPr>
+                <w:sz w:val="18"/>
+              </w:rPr>
+              <w:t>7</w:t>
+            </w:r>
+          </w:p>
+        </w:tc>
+        <w:tc>
+          <w:tcPr>
+            <w:tcW w:type="dxa" w:w="1077"/>
+            <w:vAlign w:val="center"/>
+            <w:tcMar>
+              <w:top w:w="60" w:type="dxa"/>
+              <w:bottom w:w="60" w:type="dxa"/>
+              <w:left w:w="90" w:type="dxa"/>
+              <w:right w:w="90" w:type="dxa"/>
+            </w:tcMar>
+          </w:tcPr>
+          <w:p>
+            <w:pPr>
+              <w:spacing w:after="0" w:line="250" w:lineRule="exact"/>
+              <w:jc w:val="center"/>
+            </w:pPr>
+            <w:r>
+              <w:rPr>
+                <w:sz w:val="18"/>
+              </w:rPr>
+              <w:t>a304f1d</w:t>
+            </w:r>
+          </w:p>
+        </w:tc>
+        <w:tc>
+          <w:tcPr>
+            <w:tcW w:type="dxa" w:w="2041"/>
+            <w:vAlign w:val="center"/>
+            <w:tcMar>
+              <w:top w:w="60" w:type="dxa"/>
+              <w:bottom w:w="60" w:type="dxa"/>
+              <w:left w:w="90" w:type="dxa"/>
+              <w:right w:w="90" w:type="dxa"/>
+            </w:tcMar>
+          </w:tcPr>
+          <w:p>
+            <w:pPr>
+              <w:spacing w:after="0" w:line="250" w:lineRule="exact"/>
+              <w:jc w:val="center"/>
+            </w:pPr>
+            <w:r>
+              <w:rPr>
+                <w:sz w:val="18"/>
+              </w:rPr>
+              <w:t>2026-10-20 14:17</w:t>
+            </w:r>
+          </w:p>
+        </w:tc>
+        <w:tc>
+          <w:tcPr>
+            <w:tcW w:type="dxa" w:w="5839"/>
+            <w:vAlign w:val="center"/>
+            <w:tcMar>
+              <w:top w:w="60" w:type="dxa"/>
+              <w:bottom w:w="60" w:type="dxa"/>
+              <w:left w:w="90" w:type="dxa"/>
+              <w:right w:w="90" w:type="dxa"/>
+            </w:tcMar>
+          </w:tcPr>
+          <w:p>
+            <w:pPr>
+              <w:spacing w:after="0" w:line="250" w:lineRule="exact"/>
+            </w:pPr>
+            <w:r>
+              <w:rPr>
+                <w:sz w:val="18"/>
+              </w:rPr>
+              <w:t>build: 添加版本控制记录截图生成脚本</w:t>
             </w:r>
           </w:p>
         </w:tc>
@@ -17327,15 +17627,60 @@
         <w:rPr>
           <w:b w:val="0"/>
         </w:rPr>
-        <w:t>提交前缀与实际内容一一对应：chore 用于仓库与目录初始化，feat 用于新增数据库脚本，test 用于验证脚本与验证结果，build 用于构建与生成脚本，docs 用于文档提交。每次提交均可通过 git log 与 git show 查看具体改动，仓库结构截图见附图。</w:t>
-      </w:r>
-    </w:p>
-    <w:p>
+        <w:t>表 14 记录截至本文档更新时的提交历史，按时间顺序排列。提交前缀与实际内容一一对应：chore 用于仓库与目录初始化，feat 用于新增数据库脚本，test 用于验证脚本与验证结果，build 用于构建与生成脚本，docs 用于文档提交。每次提交均可通过 git log 与 git show 查看具体改动，仓库结构截图见附图。</w:t>
+      </w:r>
+    </w:p>
+    <w:p>
+      <w:pPr>
+        <w:spacing w:line="240" w:lineRule="auto"/>
+        <w:jc w:val="center"/>
+      </w:pPr>
+      <w:r>
+        <w:drawing>
+          <wp:inline xmlns:a="http://schemas.openxmlformats.org/drawingml/2006/main" xmlns:pic="http://schemas.openxmlformats.org/drawingml/2006/picture">
+            <wp:extent cx="5616000" cy="7488000"/>
+            <wp:docPr id="3" name="Picture 3"/>
+            <wp:cNvGraphicFramePr>
+              <a:graphicFrameLocks noChangeAspect="1"/>
+            </wp:cNvGraphicFramePr>
+            <a:graphic>
+              <a:graphicData uri="http://schemas.openxmlformats.org/drawingml/2006/picture">
+                <pic:pic>
+                  <pic:nvPicPr>
+                    <pic:cNvPr id="0" name="version-control.png"/>
+                    <pic:cNvPicPr/>
+                  </pic:nvPicPr>
+                  <pic:blipFill>
+                    <a:blip r:embed="rId12"/>
+                    <a:stretch>
+                      <a:fillRect/>
+                    </a:stretch>
+                  </pic:blipFill>
+                  <pic:spPr>
+                    <a:xfrm>
+                      <a:off x="0" y="0"/>
+                      <a:ext cx="5616000" cy="7488000"/>
+                    </a:xfrm>
+                    <a:prstGeom prst="rect"/>
+                  </pic:spPr>
+                </pic:pic>
+              </a:graphicData>
+            </a:graphic>
+          </wp:inline>
+        </w:drawing>
+      </w:r>
+    </w:p>
+    <w:p>
+      <w:pPr>
+        <w:spacing w:before="60" w:after="160"/>
+        <w:jc w:val="center"/>
+      </w:pPr>
       <w:r>
         <w:rPr>
           <w:b w:val="0"/>
+          <w:sz w:val="19"/>
         </w:rPr>
-        <w:t>（仓库目录结构与提交记录截图待补充。）</w:t>
+        <w:t>图 3  仓库目录结构与提交记录截图</w:t>
       </w:r>
     </w:p>
     <w:sectPr>

--- a/docs/系统设计文档_初稿.docx
+++ b/docs/系统设计文档_初稿.docx
@@ -17608,6 +17608,206 @@
           </w:p>
         </w:tc>
       </w:tr>
+      <w:tr>
+        <w:trPr>
+          <w:cantSplit/>
+        </w:trPr>
+        <w:tc>
+          <w:tcPr>
+            <w:tcW w:type="dxa" w:w="680"/>
+            <w:vAlign w:val="center"/>
+            <w:tcMar>
+              <w:top w:w="60" w:type="dxa"/>
+              <w:bottom w:w="60" w:type="dxa"/>
+              <w:left w:w="90" w:type="dxa"/>
+              <w:right w:w="90" w:type="dxa"/>
+            </w:tcMar>
+          </w:tcPr>
+          <w:p>
+            <w:pPr>
+              <w:spacing w:after="0" w:line="250" w:lineRule="exact"/>
+              <w:jc w:val="center"/>
+            </w:pPr>
+            <w:r>
+              <w:rPr>
+                <w:sz w:val="18"/>
+              </w:rPr>
+              <w:t>8</w:t>
+            </w:r>
+          </w:p>
+        </w:tc>
+        <w:tc>
+          <w:tcPr>
+            <w:tcW w:type="dxa" w:w="1077"/>
+            <w:vAlign w:val="center"/>
+            <w:tcMar>
+              <w:top w:w="60" w:type="dxa"/>
+              <w:bottom w:w="60" w:type="dxa"/>
+              <w:left w:w="90" w:type="dxa"/>
+              <w:right w:w="90" w:type="dxa"/>
+            </w:tcMar>
+          </w:tcPr>
+          <w:p>
+            <w:pPr>
+              <w:spacing w:after="0" w:line="250" w:lineRule="exact"/>
+              <w:jc w:val="center"/>
+            </w:pPr>
+            <w:r>
+              <w:rPr>
+                <w:sz w:val="18"/>
+              </w:rPr>
+              <w:t>c3dc062</w:t>
+            </w:r>
+          </w:p>
+        </w:tc>
+        <w:tc>
+          <w:tcPr>
+            <w:tcW w:type="dxa" w:w="2041"/>
+            <w:vAlign w:val="center"/>
+            <w:tcMar>
+              <w:top w:w="60" w:type="dxa"/>
+              <w:bottom w:w="60" w:type="dxa"/>
+              <w:left w:w="90" w:type="dxa"/>
+              <w:right w:w="90" w:type="dxa"/>
+            </w:tcMar>
+          </w:tcPr>
+          <w:p>
+            <w:pPr>
+              <w:spacing w:after="0" w:line="250" w:lineRule="exact"/>
+              <w:jc w:val="center"/>
+            </w:pPr>
+            <w:r>
+              <w:rPr>
+                <w:sz w:val="18"/>
+              </w:rPr>
+              <w:t>2026-10-20 14:18</w:t>
+            </w:r>
+          </w:p>
+        </w:tc>
+        <w:tc>
+          <w:tcPr>
+            <w:tcW w:type="dxa" w:w="5839"/>
+            <w:vAlign w:val="center"/>
+            <w:tcMar>
+              <w:top w:w="60" w:type="dxa"/>
+              <w:bottom w:w="60" w:type="dxa"/>
+              <w:left w:w="90" w:type="dxa"/>
+              <w:right w:w="90" w:type="dxa"/>
+            </w:tcMar>
+          </w:tcPr>
+          <w:p>
+            <w:pPr>
+              <w:spacing w:after="0" w:line="250" w:lineRule="exact"/>
+            </w:pPr>
+            <w:r>
+              <w:rPr>
+                <w:sz w:val="18"/>
+              </w:rPr>
+              <w:t>build: 调整版本记录排序与截图内容</w:t>
+            </w:r>
+          </w:p>
+        </w:tc>
+      </w:tr>
+      <w:tr>
+        <w:trPr>
+          <w:cantSplit/>
+        </w:trPr>
+        <w:tc>
+          <w:tcPr>
+            <w:tcW w:type="dxa" w:w="680"/>
+            <w:vAlign w:val="center"/>
+            <w:tcMar>
+              <w:top w:w="60" w:type="dxa"/>
+              <w:bottom w:w="60" w:type="dxa"/>
+              <w:left w:w="90" w:type="dxa"/>
+              <w:right w:w="90" w:type="dxa"/>
+            </w:tcMar>
+          </w:tcPr>
+          <w:p>
+            <w:pPr>
+              <w:spacing w:after="0" w:line="250" w:lineRule="exact"/>
+              <w:jc w:val="center"/>
+            </w:pPr>
+            <w:r>
+              <w:rPr>
+                <w:sz w:val="18"/>
+              </w:rPr>
+              <w:t>9</w:t>
+            </w:r>
+          </w:p>
+        </w:tc>
+        <w:tc>
+          <w:tcPr>
+            <w:tcW w:type="dxa" w:w="1077"/>
+            <w:vAlign w:val="center"/>
+            <w:tcMar>
+              <w:top w:w="60" w:type="dxa"/>
+              <w:bottom w:w="60" w:type="dxa"/>
+              <w:left w:w="90" w:type="dxa"/>
+              <w:right w:w="90" w:type="dxa"/>
+            </w:tcMar>
+          </w:tcPr>
+          <w:p>
+            <w:pPr>
+              <w:spacing w:after="0" w:line="250" w:lineRule="exact"/>
+              <w:jc w:val="center"/>
+            </w:pPr>
+            <w:r>
+              <w:rPr>
+                <w:sz w:val="18"/>
+              </w:rPr>
+              <w:t>fa02e9c</w:t>
+            </w:r>
+          </w:p>
+        </w:tc>
+        <w:tc>
+          <w:tcPr>
+            <w:tcW w:type="dxa" w:w="2041"/>
+            <w:vAlign w:val="center"/>
+            <w:tcMar>
+              <w:top w:w="60" w:type="dxa"/>
+              <w:bottom w:w="60" w:type="dxa"/>
+              <w:left w:w="90" w:type="dxa"/>
+              <w:right w:w="90" w:type="dxa"/>
+            </w:tcMar>
+          </w:tcPr>
+          <w:p>
+            <w:pPr>
+              <w:spacing w:after="0" w:line="250" w:lineRule="exact"/>
+              <w:jc w:val="center"/>
+            </w:pPr>
+            <w:r>
+              <w:rPr>
+                <w:sz w:val="18"/>
+              </w:rPr>
+              <w:t>2026-10-20 14:18</w:t>
+            </w:r>
+          </w:p>
+        </w:tc>
+        <w:tc>
+          <w:tcPr>
+            <w:tcW w:type="dxa" w:w="5839"/>
+            <w:vAlign w:val="center"/>
+            <w:tcMar>
+              <w:top w:w="60" w:type="dxa"/>
+              <w:bottom w:w="60" w:type="dxa"/>
+              <w:left w:w="90" w:type="dxa"/>
+              <w:right w:w="90" w:type="dxa"/>
+            </w:tcMar>
+          </w:tcPr>
+          <w:p>
+            <w:pPr>
+              <w:spacing w:after="0" w:line="250" w:lineRule="exact"/>
+            </w:pPr>
+            <w:r>
+              <w:rPr>
+                <w:sz w:val="18"/>
+              </w:rPr>
+              <w:t>docs: 补充版本控制记录与仓库截图</w:t>
+            </w:r>
+          </w:p>
+        </w:tc>
+      </w:tr>
     </w:tbl>
     <w:p>
       <w:pPr>
@@ -17638,7 +17838,7 @@
       <w:r>
         <w:drawing>
           <wp:inline xmlns:a="http://schemas.openxmlformats.org/drawingml/2006/main" xmlns:pic="http://schemas.openxmlformats.org/drawingml/2006/picture">
-            <wp:extent cx="5616000" cy="7488000"/>
+            <wp:extent cx="5616000" cy="7906447"/>
             <wp:docPr id="3" name="Picture 3"/>
             <wp:cNvGraphicFramePr>
               <a:graphicFrameLocks noChangeAspect="1"/>
@@ -17659,7 +17859,7 @@
                   <pic:spPr>
                     <a:xfrm>
                       <a:off x="0" y="0"/>
-                      <a:ext cx="5616000" cy="7488000"/>
+                      <a:ext cx="5616000" cy="7906447"/>
                     </a:xfrm>
                     <a:prstGeom prst="rect"/>
                   </pic:spPr>

--- a/docs/系统设计文档_初稿.docx
+++ b/docs/系统设计文档_初稿.docx
@@ -16778,7 +16778,15 @@
         <w:rPr>
           <w:b w:val="0"/>
         </w:rPr>
-        <w:t>本项目的代码与文档使用 Git 进行版本管理，仓库采用 docs、database、scripts、src、tests 的标准目录结构。提交信息统一采用“类型(范围): 简述”的规范前缀，类型取 feat、fix、docs、style、refactor、test、build、chore。</w:t>
+        <w:t>本项目的代码与文档使用 Git 进行版本管理，仓库采用 docs、database、scripts、src、tests 的标准目录结构。远程仓库地址为 https://github.com/GGBoss06/ctf-training-platform ，主分支为 main。</w:t>
+      </w:r>
+    </w:p>
+    <w:p>
+      <w:r>
+        <w:rPr>
+          <w:b w:val="0"/>
+        </w:rPr>
+        <w:t>提交信息统一采用“类型(范围): 简述”的规范前缀，类型取 feat、fix、docs、style、refactor、test、build、chore。</w:t>
       </w:r>
     </w:p>
     <w:tbl>
@@ -17808,6 +17816,106 @@
           </w:p>
         </w:tc>
       </w:tr>
+      <w:tr>
+        <w:trPr>
+          <w:cantSplit/>
+        </w:trPr>
+        <w:tc>
+          <w:tcPr>
+            <w:tcW w:type="dxa" w:w="680"/>
+            <w:vAlign w:val="center"/>
+            <w:tcMar>
+              <w:top w:w="60" w:type="dxa"/>
+              <w:bottom w:w="60" w:type="dxa"/>
+              <w:left w:w="90" w:type="dxa"/>
+              <w:right w:w="90" w:type="dxa"/>
+            </w:tcMar>
+          </w:tcPr>
+          <w:p>
+            <w:pPr>
+              <w:spacing w:after="0" w:line="250" w:lineRule="exact"/>
+              <w:jc w:val="center"/>
+            </w:pPr>
+            <w:r>
+              <w:rPr>
+                <w:sz w:val="18"/>
+              </w:rPr>
+              <w:t>10</w:t>
+            </w:r>
+          </w:p>
+        </w:tc>
+        <w:tc>
+          <w:tcPr>
+            <w:tcW w:type="dxa" w:w="1077"/>
+            <w:vAlign w:val="center"/>
+            <w:tcMar>
+              <w:top w:w="60" w:type="dxa"/>
+              <w:bottom w:w="60" w:type="dxa"/>
+              <w:left w:w="90" w:type="dxa"/>
+              <w:right w:w="90" w:type="dxa"/>
+            </w:tcMar>
+          </w:tcPr>
+          <w:p>
+            <w:pPr>
+              <w:spacing w:after="0" w:line="250" w:lineRule="exact"/>
+              <w:jc w:val="center"/>
+            </w:pPr>
+            <w:r>
+              <w:rPr>
+                <w:sz w:val="18"/>
+              </w:rPr>
+              <w:t>5a1672d</w:t>
+            </w:r>
+          </w:p>
+        </w:tc>
+        <w:tc>
+          <w:tcPr>
+            <w:tcW w:type="dxa" w:w="2041"/>
+            <w:vAlign w:val="center"/>
+            <w:tcMar>
+              <w:top w:w="60" w:type="dxa"/>
+              <w:bottom w:w="60" w:type="dxa"/>
+              <w:left w:w="90" w:type="dxa"/>
+              <w:right w:w="90" w:type="dxa"/>
+            </w:tcMar>
+          </w:tcPr>
+          <w:p>
+            <w:pPr>
+              <w:spacing w:after="0" w:line="250" w:lineRule="exact"/>
+              <w:jc w:val="center"/>
+            </w:pPr>
+            <w:r>
+              <w:rPr>
+                <w:sz w:val="18"/>
+              </w:rPr>
+              <w:t>2026-10-20 14:18</w:t>
+            </w:r>
+          </w:p>
+        </w:tc>
+        <w:tc>
+          <w:tcPr>
+            <w:tcW w:type="dxa" w:w="5839"/>
+            <w:vAlign w:val="center"/>
+            <w:tcMar>
+              <w:top w:w="60" w:type="dxa"/>
+              <w:bottom w:w="60" w:type="dxa"/>
+              <w:left w:w="90" w:type="dxa"/>
+              <w:right w:w="90" w:type="dxa"/>
+            </w:tcMar>
+          </w:tcPr>
+          <w:p>
+            <w:pPr>
+              <w:spacing w:after="0" w:line="250" w:lineRule="exact"/>
+            </w:pPr>
+            <w:r>
+              <w:rPr>
+                <w:sz w:val="18"/>
+              </w:rPr>
+              <w:t>docs: 更新版本控制记录与提交截图</w:t>
+            </w:r>
+          </w:p>
+        </w:tc>
+      </w:tr>
     </w:tbl>
     <w:p>
       <w:pPr>
@@ -17838,7 +17946,7 @@
       <w:r>
         <w:drawing>
           <wp:inline xmlns:a="http://schemas.openxmlformats.org/drawingml/2006/main" xmlns:pic="http://schemas.openxmlformats.org/drawingml/2006/picture">
-            <wp:extent cx="5616000" cy="7906447"/>
+            <wp:extent cx="5616000" cy="7015241"/>
             <wp:docPr id="3" name="Picture 3"/>
             <wp:cNvGraphicFramePr>
               <a:graphicFrameLocks noChangeAspect="1"/>
@@ -17859,7 +17967,7 @@
                   <pic:spPr>
                     <a:xfrm>
                       <a:off x="0" y="0"/>
-                      <a:ext cx="5616000" cy="7906447"/>
+                      <a:ext cx="5616000" cy="7015241"/>
                     </a:xfrm>
                     <a:prstGeom prst="rect"/>
                   </pic:spPr>

--- a/docs/系统设计文档_初稿.docx
+++ b/docs/系统设计文档_初稿.docx
@@ -17916,6 +17916,106 @@
           </w:p>
         </w:tc>
       </w:tr>
+      <w:tr>
+        <w:trPr>
+          <w:cantSplit/>
+        </w:trPr>
+        <w:tc>
+          <w:tcPr>
+            <w:tcW w:type="dxa" w:w="680"/>
+            <w:vAlign w:val="center"/>
+            <w:tcMar>
+              <w:top w:w="60" w:type="dxa"/>
+              <w:bottom w:w="60" w:type="dxa"/>
+              <w:left w:w="90" w:type="dxa"/>
+              <w:right w:w="90" w:type="dxa"/>
+            </w:tcMar>
+          </w:tcPr>
+          <w:p>
+            <w:pPr>
+              <w:spacing w:after="0" w:line="250" w:lineRule="exact"/>
+              <w:jc w:val="center"/>
+            </w:pPr>
+            <w:r>
+              <w:rPr>
+                <w:sz w:val="18"/>
+              </w:rPr>
+              <w:t>11</w:t>
+            </w:r>
+          </w:p>
+        </w:tc>
+        <w:tc>
+          <w:tcPr>
+            <w:tcW w:type="dxa" w:w="1077"/>
+            <w:vAlign w:val="center"/>
+            <w:tcMar>
+              <w:top w:w="60" w:type="dxa"/>
+              <w:bottom w:w="60" w:type="dxa"/>
+              <w:left w:w="90" w:type="dxa"/>
+              <w:right w:w="90" w:type="dxa"/>
+            </w:tcMar>
+          </w:tcPr>
+          <w:p>
+            <w:pPr>
+              <w:spacing w:after="0" w:line="250" w:lineRule="exact"/>
+              <w:jc w:val="center"/>
+            </w:pPr>
+            <w:r>
+              <w:rPr>
+                <w:sz w:val="18"/>
+              </w:rPr>
+              <w:t>569264b</w:t>
+            </w:r>
+          </w:p>
+        </w:tc>
+        <w:tc>
+          <w:tcPr>
+            <w:tcW w:type="dxa" w:w="2041"/>
+            <w:vAlign w:val="center"/>
+            <w:tcMar>
+              <w:top w:w="60" w:type="dxa"/>
+              <w:bottom w:w="60" w:type="dxa"/>
+              <w:left w:w="90" w:type="dxa"/>
+              <w:right w:w="90" w:type="dxa"/>
+            </w:tcMar>
+          </w:tcPr>
+          <w:p>
+            <w:pPr>
+              <w:spacing w:after="0" w:line="250" w:lineRule="exact"/>
+              <w:jc w:val="center"/>
+            </w:pPr>
+            <w:r>
+              <w:rPr>
+                <w:sz w:val="18"/>
+              </w:rPr>
+              <w:t>2026-10-20 15:31</w:t>
+            </w:r>
+          </w:p>
+        </w:tc>
+        <w:tc>
+          <w:tcPr>
+            <w:tcW w:type="dxa" w:w="5839"/>
+            <w:vAlign w:val="center"/>
+            <w:tcMar>
+              <w:top w:w="60" w:type="dxa"/>
+              <w:bottom w:w="60" w:type="dxa"/>
+              <w:left w:w="90" w:type="dxa"/>
+              <w:right w:w="90" w:type="dxa"/>
+            </w:tcMar>
+          </w:tcPr>
+          <w:p>
+            <w:pPr>
+              <w:spacing w:after="0" w:line="250" w:lineRule="exact"/>
+            </w:pPr>
+            <w:r>
+              <w:rPr>
+                <w:sz w:val="18"/>
+              </w:rPr>
+              <w:t>docs: 补充远程仓库地址与最新提交截图</w:t>
+            </w:r>
+          </w:p>
+        </w:tc>
+      </w:tr>
     </w:tbl>
     <w:p>
       <w:pPr>
@@ -17946,7 +18046,7 @@
       <w:r>
         <w:drawing>
           <wp:inline xmlns:a="http://schemas.openxmlformats.org/drawingml/2006/main" xmlns:pic="http://schemas.openxmlformats.org/drawingml/2006/picture">
-            <wp:extent cx="5616000" cy="7015241"/>
+            <wp:extent cx="5616000" cy="5848066"/>
             <wp:docPr id="3" name="Picture 3"/>
             <wp:cNvGraphicFramePr>
               <a:graphicFrameLocks noChangeAspect="1"/>
@@ -17967,7 +18067,7 @@
                   <pic:spPr>
                     <a:xfrm>
                       <a:off x="0" y="0"/>
-                      <a:ext cx="5616000" cy="7015241"/>
+                      <a:ext cx="5616000" cy="5848066"/>
                     </a:xfrm>
                     <a:prstGeom prst="rect"/>
                   </pic:spPr>

--- a/docs/系统设计文档_初稿.docx
+++ b/docs/系统设计文档_初稿.docx
@@ -18016,6 +18016,106 @@
           </w:p>
         </w:tc>
       </w:tr>
+      <w:tr>
+        <w:trPr>
+          <w:cantSplit/>
+        </w:trPr>
+        <w:tc>
+          <w:tcPr>
+            <w:tcW w:type="dxa" w:w="680"/>
+            <w:vAlign w:val="center"/>
+            <w:tcMar>
+              <w:top w:w="60" w:type="dxa"/>
+              <w:bottom w:w="60" w:type="dxa"/>
+              <w:left w:w="90" w:type="dxa"/>
+              <w:right w:w="90" w:type="dxa"/>
+            </w:tcMar>
+          </w:tcPr>
+          <w:p>
+            <w:pPr>
+              <w:spacing w:after="0" w:line="250" w:lineRule="exact"/>
+              <w:jc w:val="center"/>
+            </w:pPr>
+            <w:r>
+              <w:rPr>
+                <w:sz w:val="18"/>
+              </w:rPr>
+              <w:t>12</w:t>
+            </w:r>
+          </w:p>
+        </w:tc>
+        <w:tc>
+          <w:tcPr>
+            <w:tcW w:type="dxa" w:w="1077"/>
+            <w:vAlign w:val="center"/>
+            <w:tcMar>
+              <w:top w:w="60" w:type="dxa"/>
+              <w:bottom w:w="60" w:type="dxa"/>
+              <w:left w:w="90" w:type="dxa"/>
+              <w:right w:w="90" w:type="dxa"/>
+            </w:tcMar>
+          </w:tcPr>
+          <w:p>
+            <w:pPr>
+              <w:spacing w:after="0" w:line="250" w:lineRule="exact"/>
+              <w:jc w:val="center"/>
+            </w:pPr>
+            <w:r>
+              <w:rPr>
+                <w:sz w:val="18"/>
+              </w:rPr>
+              <w:t>683ec70</w:t>
+            </w:r>
+          </w:p>
+        </w:tc>
+        <w:tc>
+          <w:tcPr>
+            <w:tcW w:type="dxa" w:w="2041"/>
+            <w:vAlign w:val="center"/>
+            <w:tcMar>
+              <w:top w:w="60" w:type="dxa"/>
+              <w:bottom w:w="60" w:type="dxa"/>
+              <w:left w:w="90" w:type="dxa"/>
+              <w:right w:w="90" w:type="dxa"/>
+            </w:tcMar>
+          </w:tcPr>
+          <w:p>
+            <w:pPr>
+              <w:spacing w:after="0" w:line="250" w:lineRule="exact"/>
+              <w:jc w:val="center"/>
+            </w:pPr>
+            <w:r>
+              <w:rPr>
+                <w:sz w:val="18"/>
+              </w:rPr>
+              <w:t>2026-10-20 15:51</w:t>
+            </w:r>
+          </w:p>
+        </w:tc>
+        <w:tc>
+          <w:tcPr>
+            <w:tcW w:type="dxa" w:w="5839"/>
+            <w:vAlign w:val="center"/>
+            <w:tcMar>
+              <w:top w:w="60" w:type="dxa"/>
+              <w:bottom w:w="60" w:type="dxa"/>
+              <w:left w:w="90" w:type="dxa"/>
+              <w:right w:w="90" w:type="dxa"/>
+            </w:tcMar>
+          </w:tcPr>
+          <w:p>
+            <w:pPr>
+              <w:spacing w:after="0" w:line="250" w:lineRule="exact"/>
+            </w:pPr>
+            <w:r>
+              <w:rPr>
+                <w:sz w:val="18"/>
+              </w:rPr>
+              <w:t>docs: 更新仓库路径与版本控制截图</w:t>
+            </w:r>
+          </w:p>
+        </w:tc>
+      </w:tr>
     </w:tbl>
     <w:p>
       <w:pPr>
@@ -18046,7 +18146,7 @@
       <w:r>
         <w:drawing>
           <wp:inline xmlns:a="http://schemas.openxmlformats.org/drawingml/2006/main" xmlns:pic="http://schemas.openxmlformats.org/drawingml/2006/picture">
-            <wp:extent cx="5616000" cy="5848066"/>
+            <wp:extent cx="5616000" cy="6271470"/>
             <wp:docPr id="3" name="Picture 3"/>
             <wp:cNvGraphicFramePr>
               <a:graphicFrameLocks noChangeAspect="1"/>
@@ -18067,7 +18167,7 @@
                   <pic:spPr>
                     <a:xfrm>
                       <a:off x="0" y="0"/>
-                      <a:ext cx="5616000" cy="5848066"/>
+                      <a:ext cx="5616000" cy="6271470"/>
                     </a:xfrm>
                     <a:prstGeom prst="rect"/>
                   </pic:spPr>
